--- a/worksheets/W6_學科遷移.docx
+++ b/worksheets/W6_學科遷移.docx
@@ -25,20 +25,7 @@
           <w:b/>
           <w:sz w:val="22"/>
         </w:rPr>
-        <w:t>課堂必寫｜先試解並留依據；卡住可記卡點。</w:t>
-      </w:r>
-    </w:p>
-    <w:p>
-      <w:pPr>
-        <w:spacing w:after="100" w:line="312" w:lineRule="auto"/>
-      </w:pPr>
-      <w:r>
-        <w:rPr>
-          <w:rFonts w:ascii="Arial Unicode MS" w:hAnsi="Arial Unicode MS" w:eastAsia="Arial Unicode MS"/>
-          <w:b w:val="0"/>
-          <w:sz w:val="22"/>
-        </w:rPr>
-        <w:t>本段不使用 AI。先留下自己的解法，再按需要看投影提示。</w:t>
+        <w:t>課內 84–94 分｜先獨立試，再回查，不計分。</w:t>
       </w:r>
     </w:p>
     <w:p>
@@ -113,7 +100,7 @@
           <w:b w:val="0"/>
           <w:sz w:val="22"/>
         </w:rPr>
-        <w:t>讀不下去時的知識卡｜這是評論文字轉述小說。題目問評論者的感嘆，不是在查現實案件的死因。</w:t>
+        <w:t>需要時回查｜這是評論文字轉述小說。題目問評論者的感嘆，不是在查現實案件的死因。</w:t>
       </w:r>
     </w:p>
     <w:p>
@@ -124,9 +111,9 @@
         <w:rPr>
           <w:rFonts w:ascii="Arial Unicode MS" w:hAnsi="Arial Unicode MS" w:eastAsia="Arial Unicode MS"/>
           <w:b w:val="0"/>
-          <w:sz w:val="18"/>
+          <w:sz w:val="20"/>
         </w:rPr>
-        <w:t>來源：大考中心公開試題；原卷連結見投影及本週 README。</w:t>
+        <w:t>完整原題不等於全題必做。延伸可回家看；連結見本週投影與網站。</w:t>
       </w:r>
     </w:p>
     <w:p>
@@ -144,7 +131,7 @@
           <w:b/>
           <w:sz w:val="44"/>
         </w:rPr>
-        <w:t>W6｜留下自己的解題歷程</w:t>
+        <w:t>W6｜自己的解題來路</w:t>
       </w:r>
     </w:p>
     <w:p>
@@ -157,7 +144,7 @@
           <w:b w:val="0"/>
           <w:sz w:val="22"/>
         </w:rPr>
-        <w:t>班級：＿＿＿　座號：＿＿＿　姓名：＿＿＿＿</w:t>
+        <w:t>班級＿＿＿　座號＿＿＿　姓名＿＿＿＿</w:t>
       </w:r>
     </w:p>
     <w:p>
@@ -170,7 +157,7 @@
           <w:b/>
           <w:sz w:val="30"/>
         </w:rPr>
-        <w:t>01　初答與依據／草圖／算式</w:t>
+        <w:t>01｜初答與依據／草圖／算式</w:t>
       </w:r>
     </w:p>
     <w:p>
@@ -183,7 +170,7 @@
           <w:b w:val="0"/>
           <w:sz w:val="22"/>
         </w:rPr>
-        <w:t>直接在正面材料圈線索，在這裡留解法。未解完也保留已走到的步驟。</w:t>
+        <w:t>先不用 AI。正面可直接圈線索；未解完，記已走到的步驟或卡點。</w:t>
       </w:r>
     </w:p>
     <w:p>
@@ -260,7 +247,7 @@
           <w:b/>
           <w:sz w:val="30"/>
         </w:rPr>
-        <w:t>02　實際用到的提示、搭檔追問或回讀</w:t>
+        <w:t>02｜提示與搭檔實際回應</w:t>
       </w:r>
     </w:p>
     <w:p>
@@ -273,7 +260,7 @@
           <w:b w:val="0"/>
           <w:sz w:val="22"/>
         </w:rPr>
-        <w:t>提示：□未用　□1　□2　□3　　搭檔座號：＿＿＿</w:t>
+        <w:t>提示 □未用 □1 □2 □3　搭檔座號＿＿＿</w:t>
       </w:r>
     </w:p>
     <w:p>
@@ -318,7 +305,7 @@
           <w:b/>
           <w:sz w:val="30"/>
         </w:rPr>
-        <w:t>03　本人改／留與理由</w:t>
+        <w:t>03｜本人改／留與理由</w:t>
       </w:r>
     </w:p>
     <w:p>
@@ -384,22 +371,6 @@
     </w:p>
     <w:p>
       <w:pPr>
-        <w:spacing w:after="0" w:line="510" w:lineRule="exact"/>
-        <w:pBdr>
-          <w:bottom w:val="single" w:sz="4" w:color="CBD5E1"/>
-        </w:pBdr>
-      </w:pPr>
-      <w:r>
-        <w:rPr>
-          <w:rFonts w:ascii="Arial Unicode MS" w:hAnsi="Arial Unicode MS" w:eastAsia="Arial Unicode MS"/>
-          <w:b w:val="0"/>
-          <w:sz w:val="22"/>
-        </w:rPr>
-        <w:t xml:space="preserve">　</w:t>
-      </w:r>
-    </w:p>
-    <w:p>
-      <w:pPr>
         <w:spacing w:after="100" w:line="312" w:lineRule="auto"/>
       </w:pPr>
       <w:r>
@@ -408,7 +379,7 @@
           <w:b/>
           <w:sz w:val="30"/>
         </w:rPr>
-        <w:t>04　最後看詳解，再核對一步</w:t>
+        <w:t>04｜看詳解，只核對一步</w:t>
       </w:r>
     </w:p>
     <w:p>
@@ -421,7 +392,7 @@
           <w:b w:val="0"/>
           <w:sz w:val="22"/>
         </w:rPr>
-        <w:t>□與我的理由相符　□發現一處差異　□仍有疑問。位置／下一步要查：</w:t>
+        <w:t>□相符 □發現差異 □仍有疑問；位置／下一步要查：</w:t>
       </w:r>
     </w:p>
     <w:p>
@@ -464,40 +435,9 @@
         <w:rPr>
           <w:rFonts w:ascii="Arial Unicode MS" w:hAnsi="Arial Unicode MS" w:eastAsia="Arial Unicode MS"/>
           <w:b w:val="0"/>
-          <w:sz w:val="18"/>
+          <w:sz w:val="20"/>
         </w:rPr>
-        <w:t>紙本收回併入本週歷程本；不另拍照上傳、不計分、不新增關卡。詳解可拍照回讀。</w:t>
-      </w:r>
-    </w:p>
-    <w:p>
-      <w:r>
-        <w:br w:type="page"/>
-      </w:r>
-    </w:p>
-    <w:p>
-      <w:pPr>
-        <w:spacing w:after="100" w:line="312" w:lineRule="auto"/>
-      </w:pPr>
-      <w:r>
-        <w:rPr>
-          <w:rFonts w:ascii="Arial Unicode MS" w:hAnsi="Arial Unicode MS" w:eastAsia="Arial Unicode MS"/>
-          <w:b/>
-          <w:sz w:val="44"/>
-        </w:rPr>
-        <w:t>W6｜學科遷移・歷史</w:t>
-      </w:r>
-    </w:p>
-    <w:p>
-      <w:pPr>
-        <w:spacing w:after="100" w:line="312" w:lineRule="auto"/>
-      </w:pPr>
-      <w:r>
-        <w:rPr>
-          <w:rFonts w:ascii="Arial Unicode MS" w:hAnsi="Arial Unicode MS" w:eastAsia="Arial Unicode MS"/>
-          <w:b/>
-          <w:sz w:val="22"/>
-        </w:rPr>
-        <w:t>課堂必寫｜先試解並留依據；卡住可記卡點。</w:t>
+        <w:t>可拍自己的原答與詳解自用；不另上傳。學科卡夾回主本合收。</w:t>
       </w:r>
     </w:p>
     <w:p>
@@ -508,441 +448,13 @@
         <w:rPr>
           <w:rFonts w:ascii="Arial Unicode MS" w:hAnsi="Arial Unicode MS" w:eastAsia="Arial Unicode MS"/>
           <w:b w:val="0"/>
-          <w:sz w:val="22"/>
+          <w:sz w:val="20"/>
         </w:rPr>
-        <w:t>本段不使用 AI。先留下自己的解法，再按需要看投影提示。</w:t>
-      </w:r>
-    </w:p>
-    <w:p>
-      <w:pPr>
-        <w:spacing w:after="100" w:line="312" w:lineRule="auto"/>
-      </w:pPr>
-      <w:r>
-        <w:rPr>
-          <w:rFonts w:ascii="Arial Unicode MS" w:hAnsi="Arial Unicode MS" w:eastAsia="Arial Unicode MS"/>
-          <w:b w:val="0"/>
-          <w:sz w:val="21"/>
-        </w:rPr>
-        <w:t>115 學測社會第 11 題・印刷第 3 頁。原題與史料；判斷另一選項支持狀態的追問為本課另擬。</w:t>
-      </w:r>
-    </w:p>
-    <w:p>
-      <w:r>
-        <w:drawing>
-          <wp:inline xmlns:a="http://schemas.openxmlformats.org/drawingml/2006/main" xmlns:pic="http://schemas.openxmlformats.org/drawingml/2006/picture">
-            <wp:extent cx="6264000" cy="1412216"/>
-            <wp:docPr id="2" name="Picture 2"/>
-            <wp:cNvGraphicFramePr>
-              <a:graphicFrameLocks noChangeAspect="1"/>
-            </wp:cNvGraphicFramePr>
-            <a:graphic>
-              <a:graphicData uri="http://schemas.openxmlformats.org/drawingml/2006/picture">
-                <pic:pic>
-                  <pic:nvPicPr>
-                    <pic:cNvPr id="0" name="w6b.png"/>
-                    <pic:cNvPicPr/>
-                  </pic:nvPicPr>
-                  <pic:blipFill>
-                    <a:blip r:embed="rId10"/>
-                    <a:stretch>
-                      <a:fillRect/>
-                    </a:stretch>
-                  </pic:blipFill>
-                  <pic:spPr>
-                    <a:xfrm>
-                      <a:off x="0" y="0"/>
-                      <a:ext cx="6264000" cy="1412216"/>
-                    </a:xfrm>
-                    <a:prstGeom prst="rect"/>
-                  </pic:spPr>
-                </pic:pic>
-              </a:graphicData>
-            </a:graphic>
-          </wp:inline>
-        </w:drawing>
-      </w:r>
-    </w:p>
-    <w:p>
-      <w:pPr>
-        <w:spacing w:after="100" w:line="312" w:lineRule="auto"/>
-      </w:pPr>
-      <w:r>
-        <w:rPr>
-          <w:rFonts w:ascii="Arial Unicode MS" w:hAnsi="Arial Unicode MS" w:eastAsia="Arial Unicode MS"/>
-          <w:b/>
-          <w:sz w:val="22"/>
-        </w:rPr>
-        <w:t>任務｜自己解原題第 11 題，指出史料依據。另挑一個尚不能採用的選項，說明是與史料衝突，還是這段沒有足夠交代。</w:t>
-      </w:r>
-    </w:p>
-    <w:p>
-      <w:pPr>
-        <w:spacing w:after="100" w:line="312" w:lineRule="auto"/>
-      </w:pPr>
-      <w:r>
-        <w:rPr>
-          <w:rFonts w:ascii="Arial Unicode MS" w:hAnsi="Arial Unicode MS" w:eastAsia="Arial Unicode MS"/>
-          <w:b w:val="0"/>
-          <w:sz w:val="22"/>
-        </w:rPr>
-        <w:t>讀不下去時的知識卡｜漕運：運送政府所需糧食物資；京師：首都；江南：長江以南地區；仰賴：依靠。詞注不代替史料判讀。</w:t>
-      </w:r>
-    </w:p>
-    <w:p>
-      <w:pPr>
-        <w:spacing w:after="100" w:line="312" w:lineRule="auto"/>
-      </w:pPr>
-      <w:r>
-        <w:rPr>
-          <w:rFonts w:ascii="Arial Unicode MS" w:hAnsi="Arial Unicode MS" w:eastAsia="Arial Unicode MS"/>
-          <w:b w:val="0"/>
-          <w:sz w:val="18"/>
-        </w:rPr>
-        <w:t>來源：大考中心公開試題；原卷連結見投影及本週 README。</w:t>
-      </w:r>
-    </w:p>
-    <w:p>
-      <w:r>
-        <w:br w:type="page"/>
-      </w:r>
-    </w:p>
-    <w:p>
-      <w:pPr>
-        <w:spacing w:after="100" w:line="312" w:lineRule="auto"/>
-      </w:pPr>
-      <w:r>
-        <w:rPr>
-          <w:rFonts w:ascii="Arial Unicode MS" w:hAnsi="Arial Unicode MS" w:eastAsia="Arial Unicode MS"/>
-          <w:b/>
-          <w:sz w:val="44"/>
-        </w:rPr>
-        <w:t>W6｜留下自己的解題歷程</w:t>
-      </w:r>
-    </w:p>
-    <w:p>
-      <w:pPr>
-        <w:spacing w:after="100" w:line="312" w:lineRule="auto"/>
-      </w:pPr>
-      <w:r>
-        <w:rPr>
-          <w:rFonts w:ascii="Arial Unicode MS" w:hAnsi="Arial Unicode MS" w:eastAsia="Arial Unicode MS"/>
-          <w:b w:val="0"/>
-          <w:sz w:val="22"/>
-        </w:rPr>
-        <w:t>班級：＿＿＿　座號：＿＿＿　姓名：＿＿＿＿</w:t>
-      </w:r>
-    </w:p>
-    <w:p>
-      <w:pPr>
-        <w:spacing w:after="100" w:line="312" w:lineRule="auto"/>
-      </w:pPr>
-      <w:r>
-        <w:rPr>
-          <w:rFonts w:ascii="Arial Unicode MS" w:hAnsi="Arial Unicode MS" w:eastAsia="Arial Unicode MS"/>
-          <w:b/>
-          <w:sz w:val="30"/>
-        </w:rPr>
-        <w:t>01　初答與依據／草圖／算式</w:t>
-      </w:r>
-    </w:p>
-    <w:p>
-      <w:pPr>
-        <w:spacing w:after="100" w:line="312" w:lineRule="auto"/>
-      </w:pPr>
-      <w:r>
-        <w:rPr>
-          <w:rFonts w:ascii="Arial Unicode MS" w:hAnsi="Arial Unicode MS" w:eastAsia="Arial Unicode MS"/>
-          <w:b w:val="0"/>
-          <w:sz w:val="22"/>
-        </w:rPr>
-        <w:t>直接在正面材料圈線索，在這裡留解法。未解完也保留已走到的步驟。</w:t>
-      </w:r>
-    </w:p>
-    <w:p>
-      <w:pPr>
-        <w:spacing w:after="0" w:line="510" w:lineRule="exact"/>
-        <w:pBdr>
-          <w:bottom w:val="single" w:sz="4" w:color="CBD5E1"/>
-        </w:pBdr>
-      </w:pPr>
-      <w:r>
-        <w:rPr>
-          <w:rFonts w:ascii="Arial Unicode MS" w:hAnsi="Arial Unicode MS" w:eastAsia="Arial Unicode MS"/>
-          <w:b w:val="0"/>
-          <w:sz w:val="22"/>
-        </w:rPr>
-        <w:t xml:space="preserve">　</w:t>
-      </w:r>
-    </w:p>
-    <w:p>
-      <w:pPr>
-        <w:spacing w:after="0" w:line="510" w:lineRule="exact"/>
-        <w:pBdr>
-          <w:bottom w:val="single" w:sz="4" w:color="CBD5E1"/>
-        </w:pBdr>
-      </w:pPr>
-      <w:r>
-        <w:rPr>
-          <w:rFonts w:ascii="Arial Unicode MS" w:hAnsi="Arial Unicode MS" w:eastAsia="Arial Unicode MS"/>
-          <w:b w:val="0"/>
-          <w:sz w:val="22"/>
-        </w:rPr>
-        <w:t xml:space="preserve">　</w:t>
-      </w:r>
-    </w:p>
-    <w:p>
-      <w:pPr>
-        <w:spacing w:after="0" w:line="510" w:lineRule="exact"/>
-        <w:pBdr>
-          <w:bottom w:val="single" w:sz="4" w:color="CBD5E1"/>
-        </w:pBdr>
-      </w:pPr>
-      <w:r>
-        <w:rPr>
-          <w:rFonts w:ascii="Arial Unicode MS" w:hAnsi="Arial Unicode MS" w:eastAsia="Arial Unicode MS"/>
-          <w:b w:val="0"/>
-          <w:sz w:val="22"/>
-        </w:rPr>
-        <w:t xml:space="preserve">　</w:t>
-      </w:r>
-    </w:p>
-    <w:p>
-      <w:pPr>
-        <w:spacing w:after="0" w:line="510" w:lineRule="exact"/>
-        <w:pBdr>
-          <w:bottom w:val="single" w:sz="4" w:color="CBD5E1"/>
-        </w:pBdr>
-      </w:pPr>
-      <w:r>
-        <w:rPr>
-          <w:rFonts w:ascii="Arial Unicode MS" w:hAnsi="Arial Unicode MS" w:eastAsia="Arial Unicode MS"/>
-          <w:b w:val="0"/>
-          <w:sz w:val="22"/>
-        </w:rPr>
-        <w:t xml:space="preserve">　</w:t>
-      </w:r>
-    </w:p>
-    <w:p>
-      <w:pPr>
-        <w:spacing w:after="100" w:line="312" w:lineRule="auto"/>
-      </w:pPr>
-      <w:r>
-        <w:rPr>
-          <w:rFonts w:ascii="Arial Unicode MS" w:hAnsi="Arial Unicode MS" w:eastAsia="Arial Unicode MS"/>
-          <w:b/>
-          <w:sz w:val="30"/>
-        </w:rPr>
-        <w:t>02　實際用到的提示、搭檔追問或回讀</w:t>
-      </w:r>
-    </w:p>
-    <w:p>
-      <w:pPr>
-        <w:spacing w:after="100" w:line="312" w:lineRule="auto"/>
-      </w:pPr>
-      <w:r>
-        <w:rPr>
-          <w:rFonts w:ascii="Arial Unicode MS" w:hAnsi="Arial Unicode MS" w:eastAsia="Arial Unicode MS"/>
-          <w:b w:val="0"/>
-          <w:sz w:val="22"/>
-        </w:rPr>
-        <w:t>提示：□未用　□1　□2　□3　　搭檔座號：＿＿＿</w:t>
-      </w:r>
-    </w:p>
-    <w:p>
-      <w:pPr>
-        <w:spacing w:after="0" w:line="510" w:lineRule="exact"/>
-        <w:pBdr>
-          <w:bottom w:val="single" w:sz="4" w:color="CBD5E1"/>
-        </w:pBdr>
-      </w:pPr>
-      <w:r>
-        <w:rPr>
-          <w:rFonts w:ascii="Arial Unicode MS" w:hAnsi="Arial Unicode MS" w:eastAsia="Arial Unicode MS"/>
-          <w:b w:val="0"/>
-          <w:sz w:val="22"/>
-        </w:rPr>
-        <w:t xml:space="preserve">　</w:t>
-      </w:r>
-    </w:p>
-    <w:p>
-      <w:pPr>
-        <w:spacing w:after="0" w:line="510" w:lineRule="exact"/>
-        <w:pBdr>
-          <w:bottom w:val="single" w:sz="4" w:color="CBD5E1"/>
-        </w:pBdr>
-      </w:pPr>
-      <w:r>
-        <w:rPr>
-          <w:rFonts w:ascii="Arial Unicode MS" w:hAnsi="Arial Unicode MS" w:eastAsia="Arial Unicode MS"/>
-          <w:b w:val="0"/>
-          <w:sz w:val="22"/>
-        </w:rPr>
-        <w:t xml:space="preserve">　</w:t>
-      </w:r>
-    </w:p>
-    <w:p>
-      <w:pPr>
-        <w:spacing w:after="100" w:line="312" w:lineRule="auto"/>
-      </w:pPr>
-      <w:r>
-        <w:rPr>
-          <w:rFonts w:ascii="Arial Unicode MS" w:hAnsi="Arial Unicode MS" w:eastAsia="Arial Unicode MS"/>
-          <w:b/>
-          <w:sz w:val="30"/>
-        </w:rPr>
-        <w:t>03　本人改／留與理由</w:t>
-      </w:r>
-    </w:p>
-    <w:p>
-      <w:pPr>
-        <w:spacing w:after="100" w:line="312" w:lineRule="auto"/>
-      </w:pPr>
-      <w:r>
-        <w:rPr>
-          <w:rFonts w:ascii="Arial Unicode MS" w:hAnsi="Arial Unicode MS" w:eastAsia="Arial Unicode MS"/>
-          <w:b w:val="0"/>
-          <w:sz w:val="22"/>
-        </w:rPr>
-        <w:t>把原判斷改得更精確，並寫一件仍不能由這段史料確定的事。</w:t>
-      </w:r>
-    </w:p>
-    <w:p>
-      <w:pPr>
-        <w:spacing w:after="0" w:line="510" w:lineRule="exact"/>
-        <w:pBdr>
-          <w:bottom w:val="single" w:sz="4" w:color="CBD5E1"/>
-        </w:pBdr>
-      </w:pPr>
-      <w:r>
-        <w:rPr>
-          <w:rFonts w:ascii="Arial Unicode MS" w:hAnsi="Arial Unicode MS" w:eastAsia="Arial Unicode MS"/>
-          <w:b w:val="0"/>
-          <w:sz w:val="22"/>
-        </w:rPr>
-        <w:t xml:space="preserve">　</w:t>
-      </w:r>
-    </w:p>
-    <w:p>
-      <w:pPr>
-        <w:spacing w:after="0" w:line="510" w:lineRule="exact"/>
-        <w:pBdr>
-          <w:bottom w:val="single" w:sz="4" w:color="CBD5E1"/>
-        </w:pBdr>
-      </w:pPr>
-      <w:r>
-        <w:rPr>
-          <w:rFonts w:ascii="Arial Unicode MS" w:hAnsi="Arial Unicode MS" w:eastAsia="Arial Unicode MS"/>
-          <w:b w:val="0"/>
-          <w:sz w:val="22"/>
-        </w:rPr>
-        <w:t xml:space="preserve">　</w:t>
-      </w:r>
-    </w:p>
-    <w:p>
-      <w:pPr>
-        <w:spacing w:after="0" w:line="510" w:lineRule="exact"/>
-        <w:pBdr>
-          <w:bottom w:val="single" w:sz="4" w:color="CBD5E1"/>
-        </w:pBdr>
-      </w:pPr>
-      <w:r>
-        <w:rPr>
-          <w:rFonts w:ascii="Arial Unicode MS" w:hAnsi="Arial Unicode MS" w:eastAsia="Arial Unicode MS"/>
-          <w:b w:val="0"/>
-          <w:sz w:val="22"/>
-        </w:rPr>
-        <w:t xml:space="preserve">　</w:t>
-      </w:r>
-    </w:p>
-    <w:p>
-      <w:pPr>
-        <w:spacing w:after="0" w:line="510" w:lineRule="exact"/>
-        <w:pBdr>
-          <w:bottom w:val="single" w:sz="4" w:color="CBD5E1"/>
-        </w:pBdr>
-      </w:pPr>
-      <w:r>
-        <w:rPr>
-          <w:rFonts w:ascii="Arial Unicode MS" w:hAnsi="Arial Unicode MS" w:eastAsia="Arial Unicode MS"/>
-          <w:b w:val="0"/>
-          <w:sz w:val="22"/>
-        </w:rPr>
-        <w:t xml:space="preserve">　</w:t>
-      </w:r>
-    </w:p>
-    <w:p>
-      <w:pPr>
-        <w:spacing w:after="100" w:line="312" w:lineRule="auto"/>
-      </w:pPr>
-      <w:r>
-        <w:rPr>
-          <w:rFonts w:ascii="Arial Unicode MS" w:hAnsi="Arial Unicode MS" w:eastAsia="Arial Unicode MS"/>
-          <w:b/>
-          <w:sz w:val="30"/>
-        </w:rPr>
-        <w:t>04　最後看詳解，再核對一步</w:t>
-      </w:r>
-    </w:p>
-    <w:p>
-      <w:pPr>
-        <w:spacing w:after="100" w:line="312" w:lineRule="auto"/>
-      </w:pPr>
-      <w:r>
-        <w:rPr>
-          <w:rFonts w:ascii="Arial Unicode MS" w:hAnsi="Arial Unicode MS" w:eastAsia="Arial Unicode MS"/>
-          <w:b w:val="0"/>
-          <w:sz w:val="22"/>
-        </w:rPr>
-        <w:t>□與我的理由相符　□發現一處差異　□仍有疑問。位置／下一步要查：</w:t>
-      </w:r>
-    </w:p>
-    <w:p>
-      <w:pPr>
-        <w:spacing w:after="0" w:line="510" w:lineRule="exact"/>
-        <w:pBdr>
-          <w:bottom w:val="single" w:sz="4" w:color="CBD5E1"/>
-        </w:pBdr>
-      </w:pPr>
-      <w:r>
-        <w:rPr>
-          <w:rFonts w:ascii="Arial Unicode MS" w:hAnsi="Arial Unicode MS" w:eastAsia="Arial Unicode MS"/>
-          <w:b w:val="0"/>
-          <w:sz w:val="22"/>
-        </w:rPr>
-        <w:t xml:space="preserve">　</w:t>
-      </w:r>
-    </w:p>
-    <w:p>
-      <w:pPr>
-        <w:spacing w:after="0" w:line="510" w:lineRule="exact"/>
-        <w:pBdr>
-          <w:bottom w:val="single" w:sz="4" w:color="CBD5E1"/>
-        </w:pBdr>
-      </w:pPr>
-      <w:r>
-        <w:rPr>
-          <w:rFonts w:ascii="Arial Unicode MS" w:hAnsi="Arial Unicode MS" w:eastAsia="Arial Unicode MS"/>
-          <w:b w:val="0"/>
-          <w:sz w:val="22"/>
-        </w:rPr>
-        <w:t xml:space="preserve">　</w:t>
-      </w:r>
-    </w:p>
-    <w:p>
-      <w:pPr>
-        <w:spacing w:after="100" w:line="312" w:lineRule="auto"/>
-      </w:pPr>
-      <w:r>
-        <w:rPr>
-          <w:rFonts w:ascii="Arial Unicode MS" w:hAnsi="Arial Unicode MS" w:eastAsia="Arial Unicode MS"/>
-          <w:b w:val="0"/>
-          <w:sz w:val="18"/>
-        </w:rPr>
-        <w:t>紙本收回併入本週歷程本；不另拍照上傳、不計分、不新增關卡。詳解可拍照回讀。</w:t>
+        <w:t>課內未完成就記卡點，不自動變必交作業；延伸不列缺件。</w:t>
       </w:r>
     </w:p>
     <w:sectPr>
-      <w:footerReference w:type="default" r:id="rId11"/>
+      <w:footerReference w:type="default" r:id="rId10"/>
       <w:pgSz w:w="11906" w:h="16838"/>
       <w:pgMar w:top="935" w:right="907" w:bottom="822" w:left="1134" w:header="720" w:footer="720" w:gutter="0"/>
       <w:cols w:space="720"/>
@@ -964,7 +476,7 @@
         <w:b w:val="0"/>
         <w:sz w:val="18"/>
       </w:rPr>
-      <w:t xml:space="preserve">閱讀理解與表達 · W6 學科遷移 · 第 </w:t>
+      <w:t xml:space="preserve">W6・學科遷移・第 </w:t>
     </w:r>
     <w:fldSimple w:instr="PAGE"/>
     <w:r>
